--- a/templates/Шаблон_Отчёт_по_задачам.docx
+++ b/templates/Шаблон_Отчёт_по_задачам.docx
@@ -63,6 +63,54 @@
     <w:p>
       <w:r>
         <w:t xml:space="preserve">{/lists}</w:t>
+      </w:r>
+    </w:p>
+    <w:p>
+      <w:r>
+        <w:t xml:space="preserve">{#hasEvents}</w:t>
+      </w:r>
+    </w:p>
+    <w:p>
+      <w:pPr>
+        <w:spacing w:after="100" w:before="240"/>
+      </w:pPr>
+      <w:r>
+        <w:rPr>
+          <w:b/>
+          <w:bCs/>
+          <w:color w:val="1F4E79"/>
+          <w:sz w:val="24"/>
+          <w:szCs w:val="24"/>
+        </w:rPr>
+        <w:t xml:space="preserve">События из календаря iCloud за период</w:t>
+      </w:r>
+    </w:p>
+    <w:p>
+      <w:r>
+        <w:t xml:space="preserve">{#events}</w:t>
+      </w:r>
+    </w:p>
+    <w:p>
+      <w:pPr>
+        <w:spacing w:after="60"/>
+        <w:ind w:left="300"/>
+      </w:pPr>
+      <w:r>
+        <w:rPr>
+          <w:sz w:val="22"/>
+          <w:szCs w:val="22"/>
+        </w:rPr>
+        <w:t xml:space="preserve">• {event_date} {event_time} — {event_title}</w:t>
+      </w:r>
+    </w:p>
+    <w:p>
+      <w:r>
+        <w:t xml:space="preserve">{/events}</w:t>
+      </w:r>
+    </w:p>
+    <w:p>
+      <w:r>
+        <w:t xml:space="preserve">{/hasEvents}</w:t>
       </w:r>
     </w:p>
     <w:sectPr>
